--- a/assets/templates/Water Monitoring.docx
+++ b/assets/templates/Water Monitoring.docx
@@ -2834,7 +2834,7 @@
                 <w:sz w:val="20"/>
                 <w:szCs w:val="20"/>
               </w:rPr>
-              <w:t>: _</w:t>
+              <w:t xml:space="preserve">: </w:t>
             </w:r>
             <w:proofErr w:type="gramEnd"/>
             <w:r>
